--- a/SaveIAR.docx
+++ b/SaveIAR.docx
@@ -265,15 +265,13 @@
     </w:p>
     <w:p>
       <w:r>
-        <w:t>If the --</w:t>
-      </w:r>
-      <w:proofErr w:type="spellStart"/>
-      <w:r>
-        <w:t>noassets</w:t>
-      </w:r>
-      <w:proofErr w:type="spellEnd"/>
-      <w:r>
-        <w:t xml:space="preserve"> option is specified, then the archive will be saved without assets. This can be handy if </w:t>
+        <w:t>There is no password parameter; current OpenSimulator versions do not take one. DreamGrid also passes --skipbadassets on its bulk IAR backups so a single corrupt asset does not abort the whole archive. If the --noassets option is specified, then the archive will be saved without assets.</w:t>
+      </w:r>
+      <w:proofErr w:type="spellStart"/>
+      <w:r/>
+      <w:proofErr w:type="spellEnd"/>
+      <w:r>
+        <w:t xml:space="preserve"> This can be handy if </w:t>
       </w:r>
       <w:r>
         <w:t>you are</w:t>
@@ -514,15 +512,23 @@
     </w:p>
     <w:p>
       <w:r>
-        <w:t xml:space="preserve">save </w:t>
-      </w:r>
-      <w:proofErr w:type="spellStart"/>
-      <w:r>
-        <w:t>iar</w:t>
-      </w:r>
-      <w:proofErr w:type="spellEnd"/>
-      <w:r>
-        <w:t xml:space="preserve"> John Doe </w:t>
+        <w:t>save iar John Doe FolderA my-items.iar</w:t>
+      </w:r>
+      <w:proofErr w:type="spellStart"/>
+      <w:r/>
+      <w:proofErr w:type="spellEnd"/>
+      <w:r/>
+      <w:proofErr w:type="spellStart"/>
+      <w:r/>
+      <w:proofErr w:type="spellEnd"/>
+      <w:r/>
+      <w:proofErr w:type="spellStart"/>
+      <w:r/>
+      <w:proofErr w:type="spellEnd"/>
+    </w:p>
+    <w:p>
+      <w:r>
+        <w:t xml:space="preserve">then </w:t>
       </w:r>
       <w:proofErr w:type="spellStart"/>
       <w:r>
@@ -530,17 +536,89 @@
       </w:r>
       <w:proofErr w:type="spellEnd"/>
       <w:r>
-        <w:t xml:space="preserve"> PASSWORD my-</w:t>
+        <w:t xml:space="preserve"> and everything in </w:t>
+      </w:r>
+      <w:proofErr w:type="spellStart"/>
+      <w:r>
+        <w:t>FolderA</w:t>
+      </w:r>
+      <w:proofErr w:type="spellEnd"/>
+      <w:r>
+        <w:t xml:space="preserve"> (</w:t>
+      </w:r>
+      <w:proofErr w:type="spellStart"/>
+      <w:r>
+        <w:t>FolderB</w:t>
+      </w:r>
+      <w:proofErr w:type="spellEnd"/>
+      <w:r>
+        <w:t xml:space="preserve">, </w:t>
+      </w:r>
+      <w:proofErr w:type="spellStart"/>
+      <w:r>
+        <w:t>ItemX</w:t>
+      </w:r>
+      <w:proofErr w:type="spellEnd"/>
+      <w:r>
+        <w:t xml:space="preserve"> and </w:t>
+      </w:r>
+      <w:proofErr w:type="spellStart"/>
+      <w:r>
+        <w:t>ItemY</w:t>
+      </w:r>
+      <w:proofErr w:type="spellEnd"/>
+      <w:r>
+        <w:t>) will be saved into an IAR called my-</w:t>
       </w:r>
       <w:proofErr w:type="spellStart"/>
       <w:r>
         <w:t>items.iar</w:t>
       </w:r>
       <w:proofErr w:type="spellEnd"/>
-    </w:p>
-    <w:p>
-      <w:r>
-        <w:t xml:space="preserve">then </w:t>
+      <w:r>
+        <w:t>. On the other hand, if you type</w:t>
+      </w:r>
+    </w:p>
+    <w:p>
+      <w:r>
+        <w:t>save iar John Doe FolderA/FolderB/ItemX my-items.iar</w:t>
+      </w:r>
+      <w:proofErr w:type="spellStart"/>
+      <w:r/>
+      <w:proofErr w:type="spellEnd"/>
+      <w:r/>
+      <w:proofErr w:type="spellStart"/>
+      <w:r/>
+      <w:proofErr w:type="spellEnd"/>
+      <w:r/>
+      <w:proofErr w:type="spellStart"/>
+      <w:r/>
+      <w:proofErr w:type="spellEnd"/>
+      <w:r/>
+      <w:proofErr w:type="spellStart"/>
+      <w:r/>
+      <w:proofErr w:type="spellEnd"/>
+      <w:r/>
+      <w:proofErr w:type="spellStart"/>
+      <w:r/>
+      <w:proofErr w:type="spellEnd"/>
+    </w:p>
+    <w:p>
+      <w:r>
+        <w:t xml:space="preserve">then only </w:t>
+      </w:r>
+      <w:proofErr w:type="spellStart"/>
+      <w:r>
+        <w:t>ItemX</w:t>
+      </w:r>
+      <w:proofErr w:type="spellEnd"/>
+      <w:r>
+        <w:t xml:space="preserve"> will be saved.</w:t>
+      </w:r>
+    </w:p>
+    <w:p>
+      <w:r>
+        <w:t>If there is a space in the path to the item, for example if John Doe's folder was named "Folder A" instead of "</w:t>
       </w:r>
       <w:proofErr w:type="spellStart"/>
       <w:r>
@@ -548,149 +626,27 @@
       </w:r>
       <w:proofErr w:type="spellEnd"/>
       <w:r>
-        <w:t xml:space="preserve"> and everything in </w:t>
-      </w:r>
-      <w:proofErr w:type="spellStart"/>
-      <w:r>
-        <w:t>FolderA</w:t>
-      </w:r>
-      <w:proofErr w:type="spellEnd"/>
-      <w:r>
-        <w:t xml:space="preserve"> (</w:t>
-      </w:r>
-      <w:proofErr w:type="spellStart"/>
-      <w:r>
-        <w:t>FolderB</w:t>
-      </w:r>
-      <w:proofErr w:type="spellEnd"/>
-      <w:r>
-        <w:t xml:space="preserve">, </w:t>
-      </w:r>
-      <w:proofErr w:type="spellStart"/>
-      <w:r>
-        <w:t>ItemX</w:t>
-      </w:r>
-      <w:proofErr w:type="spellEnd"/>
-      <w:r>
-        <w:t xml:space="preserve"> and </w:t>
-      </w:r>
-      <w:proofErr w:type="spellStart"/>
-      <w:r>
-        <w:t>ItemY</w:t>
-      </w:r>
-      <w:proofErr w:type="spellEnd"/>
-      <w:r>
-        <w:t>) will be saved into an IAR called my-</w:t>
-      </w:r>
-      <w:proofErr w:type="spellStart"/>
-      <w:r>
-        <w:t>items.iar</w:t>
-      </w:r>
-      <w:proofErr w:type="spellEnd"/>
-      <w:r>
-        <w:t>. On the other hand, if you type</w:t>
-      </w:r>
-    </w:p>
-    <w:p>
-      <w:r>
-        <w:t xml:space="preserve">save </w:t>
-      </w:r>
-      <w:proofErr w:type="spellStart"/>
-      <w:r>
-        <w:t>iar</w:t>
-      </w:r>
-      <w:proofErr w:type="spellEnd"/>
-      <w:r>
-        <w:t xml:space="preserve"> John Doe </w:t>
-      </w:r>
-      <w:proofErr w:type="spellStart"/>
-      <w:r>
-        <w:t>FolderA</w:t>
-      </w:r>
-      <w:proofErr w:type="spellEnd"/>
-      <w:r>
-        <w:t>/</w:t>
-      </w:r>
-      <w:proofErr w:type="spellStart"/>
-      <w:r>
-        <w:t>FolderB</w:t>
-      </w:r>
-      <w:proofErr w:type="spellEnd"/>
-      <w:r>
-        <w:t>/</w:t>
-      </w:r>
-      <w:proofErr w:type="spellStart"/>
-      <w:r>
-        <w:t>ItemX</w:t>
-      </w:r>
-      <w:proofErr w:type="spellEnd"/>
-      <w:r>
-        <w:t xml:space="preserve"> PASSWORD my-</w:t>
-      </w:r>
-      <w:proofErr w:type="spellStart"/>
-      <w:r>
-        <w:t>items.iar</w:t>
-      </w:r>
-      <w:proofErr w:type="spellEnd"/>
-    </w:p>
-    <w:p>
-      <w:r>
-        <w:t xml:space="preserve">then only </w:t>
-      </w:r>
-      <w:proofErr w:type="spellStart"/>
-      <w:r>
-        <w:t>ItemX</w:t>
-      </w:r>
-      <w:proofErr w:type="spellEnd"/>
-      <w:r>
-        <w:t xml:space="preserve"> will be saved.</w:t>
-      </w:r>
-    </w:p>
-    <w:p>
-      <w:r>
-        <w:t>If there is a space in the path to the item, for example if John Doe's folder was named "Folder A" instead of "</w:t>
-      </w:r>
-      <w:proofErr w:type="spellStart"/>
-      <w:r>
-        <w:t>FolderA</w:t>
-      </w:r>
-      <w:proofErr w:type="spellEnd"/>
-      <w:r>
         <w:t>", then quotes around the path are necessary on the command line:</w:t>
       </w:r>
     </w:p>
     <w:p>
       <w:r>
-        <w:t xml:space="preserve">save </w:t>
-      </w:r>
-      <w:proofErr w:type="spellStart"/>
-      <w:r>
-        <w:t>iar</w:t>
-      </w:r>
-      <w:proofErr w:type="spellEnd"/>
-      <w:r>
-        <w:t xml:space="preserve"> John Doe "Folder A/</w:t>
-      </w:r>
-      <w:proofErr w:type="spellStart"/>
-      <w:r>
-        <w:t>FolderB</w:t>
-      </w:r>
-      <w:proofErr w:type="spellEnd"/>
-      <w:r>
-        <w:t>/</w:t>
-      </w:r>
-      <w:proofErr w:type="spellStart"/>
-      <w:r>
-        <w:t>ItemX</w:t>
-      </w:r>
-      <w:proofErr w:type="spellEnd"/>
-      <w:r>
-        <w:t>" PASSWORD my-</w:t>
-      </w:r>
-      <w:proofErr w:type="spellStart"/>
-      <w:r>
-        <w:t>items.iar</w:t>
-      </w:r>
+        <w:t>save iar John Doe "Folder A/FolderB/ItemX" my-items.iar</w:t>
+      </w:r>
+      <w:proofErr w:type="spellStart"/>
+      <w:r/>
+      <w:proofErr w:type="spellEnd"/>
+      <w:r/>
+      <w:proofErr w:type="spellStart"/>
+      <w:r/>
+      <w:proofErr w:type="spellEnd"/>
+      <w:r/>
+      <w:proofErr w:type="spellStart"/>
+      <w:r/>
+      <w:proofErr w:type="spellEnd"/>
+      <w:r/>
+      <w:proofErr w:type="spellStart"/>
+      <w:r/>
       <w:proofErr w:type="spellEnd"/>
     </w:p>
     <w:p>
@@ -742,21 +698,19 @@
         <w:rPr>
           <w:rFonts w:ascii="Courier New" w:hAnsi="Courier New" w:cs="Courier New"/>
         </w:rPr>
-        <w:t xml:space="preserve">save </w:t>
+        <w:t>save iar John Doe /</w:t>
       </w:r>
       <w:proofErr w:type="spellStart"/>
       <w:r>
         <w:rPr>
           <w:rFonts w:ascii="Courier New" w:hAnsi="Courier New" w:cs="Courier New"/>
         </w:rPr>
-        <w:t>iar</w:t>
       </w:r>
       <w:proofErr w:type="spellEnd"/>
       <w:r>
         <w:rPr>
           <w:rFonts w:ascii="Courier New" w:hAnsi="Courier New" w:cs="Courier New"/>
         </w:rPr>
-        <w:t xml:space="preserve"> John Doe / password</w:t>
       </w:r>
     </w:p>
     <w:bookmarkEnd w:id="0"/>
